--- a/output/港大经管上海中心_联合策划_一页纸.docx
+++ b/output/港大经管上海中心_联合策划_一页纸.docx
@@ -29,7 +29,7 @@
           <w:color w:val="003D2E"/>
           <w:sz w:val="44"/>
         </w:rPr>
-        <w:t>外滩·产业课堂</w:t>
+        <w:t>外滩·出海课堂</w:t>
       </w:r>
     </w:p>
     <w:p>
@@ -44,7 +44,7 @@
           <w:color w:val="5B6B64"/>
           <w:sz w:val="24"/>
         </w:rPr>
-        <w:t>港大经管上海中心 × 上海产业 联合招生策划    V1.0 建议稿</w:t>
+        <w:t>港大经管上海中心 × 上海产业  出海联合策划    V1.1 建议稿</w:t>
       </w:r>
     </w:p>
     <w:p>
@@ -59,7 +59,7 @@
           <w:color w:val="1A2420"/>
           <w:sz w:val="22"/>
         </w:rPr>
-        <w:t>不把外滩中心做成宣讲会会场，而做成可持续出 EMBA 生源的产业课堂：港大讲全球视野与学位通道，我方送进对的产业高管；先收一笔前期策划费，把 90 天和首场锁住。</w:t>
+        <w:t>出海是港大点名的合作赛道。先让上海中心主任到高质量的场有直观感受，再把外滩课堂做成 EMBA 粘性；先收一笔前期策划费，90 天把这两件事锁住。</w:t>
       </w:r>
     </w:p>
     <w:p>
@@ -74,7 +74,7 @@
           <w:color w:val="003D2E"/>
           <w:sz w:val="26"/>
         </w:rPr>
-        <w:t>思路</w:t>
+        <w:t>对方口径（9月3日交流）</w:t>
       </w:r>
     </w:p>
     <w:p>
@@ -89,7 +89,7 @@
           <w:color w:val="1A2420"/>
           <w:sz w:val="21"/>
         </w:rPr>
-        <w:t>不做宣讲会外包。把招生嵌进产业闭门课：来的人谈产业，名单共管，会后由招生官一对一。录取权在港大。</w:t>
+        <w:t>合作要从经管学院做，不限于 EMBA。主赛道是出海。先让主任到有分量的场有感受。潘老师做招生粘性。</w:t>
       </w:r>
     </w:p>
     <w:p>
@@ -102,9 +102,9 @@
           <w:rFonts w:ascii="微软雅黑" w:hAnsi="微软雅黑" w:eastAsia="微软雅黑"/>
           <w:b w:val="0"/>
           <w:color w:val="1A2420"/>
-          <w:sz w:val="21"/>
+          <w:sz w:val="20"/>
         </w:rPr>
-        <w:t>· 产业闭门课：外滩 SOHO 半日闭门，30–40 名企业主/高管。港大 1 位师资或校友 + 我方 1 个产业议题。</w:t>
+        <w:t>· 层 A  潘老师这一亩三分地：外滩出海闭门课 + 名单共管 + 会后一对一。来的人谈出海，潘老师收招生口。</w:t>
       </w:r>
     </w:p>
     <w:p>
@@ -117,9 +117,9 @@
           <w:rFonts w:ascii="微软雅黑" w:hAnsi="微软雅黑" w:eastAsia="微软雅黑"/>
           <w:b w:val="0"/>
           <w:color w:val="1A2420"/>
-          <w:sz w:val="21"/>
+          <w:sz w:val="20"/>
         </w:rPr>
-        <w:t>· 定向名单共管：按 EMBA 门槛筛过的高管名单，双方共管、不转卖。会后 48 小时内完成意向分级。</w:t>
+        <w:t>· 层 B  给主任看的场：90 天内邀中心主任出席一次我方高规格出海活动（总领事或企业家）。主任档期为准，不强制到场。</w:t>
       </w:r>
     </w:p>
     <w:p>
@@ -132,14 +132,14 @@
           <w:rFonts w:ascii="微软雅黑" w:hAnsi="微软雅黑" w:eastAsia="微软雅黑"/>
           <w:b w:val="0"/>
           <w:color w:val="1A2420"/>
-          <w:sz w:val="21"/>
+          <w:sz w:val="20"/>
         </w:rPr>
-        <w:t>· 会后一对一：A 类由潘老师直接约面；B 类纳入下期课堂；C 类进培育池。我方只做邀约与纪要，录取在港大。</w:t>
+        <w:t>· 层 C  经管学院可延伸：出海高管课联合推广、原创谷产业与资本对接、海外模块企业参访。90 天出备忘，另签再生效。</w:t>
       </w:r>
     </w:p>
     <w:p>
       <w:pPr>
-        <w:spacing w:after="80" w:before="160" w:line="276" w:lineRule="auto"/>
+        <w:spacing w:after="80" w:before="120" w:line="276" w:lineRule="auto"/>
         <w:jc w:val="left"/>
       </w:pPr>
       <w:r>
@@ -164,7 +164,7 @@
           <w:color w:val="1A2420"/>
           <w:sz w:val="21"/>
         </w:rPr>
-        <w:t>前期联合策划服务费  人民币捌万捌仟元整（¥88,000）。协议生效后 10 个工作日内一次性支付。覆盖 90 天策划、不少于 80 人定向名单、首场闭门课（30–40 人）及会后纪要。</w:t>
+        <w:t>前期联合策划服务费  人民币捌万捌仟元整（¥88,000）。协议生效后 10 个工作日内一次性支付。覆盖 90 天、80 人名单、外滩出海首场、一次主任体验邀约及会后纪要。</w:t>
       </w:r>
     </w:p>
     <w:p>
@@ -179,7 +179,7 @@
           <w:color w:val="1A2420"/>
           <w:sz w:val="21"/>
         </w:rPr>
-        <w:t>不碰学费分成，不承诺录取人数，第二场另签。</w:t>
+        <w:t>不碰学费分成，不承诺录取人数，灰色跨境口径不用，第二场另签。</w:t>
       </w:r>
     </w:p>
     <w:p>
@@ -209,7 +209,7 @@
           <w:color w:val="1A2420"/>
           <w:sz w:val="20"/>
         </w:rPr>
-        <w:t>D0–D7  签约与到账  协议签署，前期费用到账；确认首场主题、日期、场地档期。</w:t>
+        <w:t>D0–D7  签约与资料  协议签署、前期费用到账；对方发出海课介绍；确认主任可出席窗口与首场档期。</w:t>
       </w:r>
     </w:p>
     <w:p>
@@ -224,7 +224,7 @@
           <w:color w:val="1A2420"/>
           <w:sz w:val="20"/>
         </w:rPr>
-        <w:t>D8–D21  画像与名单  完成客群画像、邀约话术、首批 80 人定向名单初稿，双方书面确认。</w:t>
+        <w:t>D8–D21  画像与名单  出海客群画像、邀约话术、首批 80 人定向名单初稿，双方书面确认。</w:t>
       </w:r>
     </w:p>
     <w:p>
@@ -239,7 +239,7 @@
           <w:color w:val="1A2420"/>
           <w:sz w:val="20"/>
         </w:rPr>
-        <w:t>D22–D45  首场执行  完成嘉宾、物料、签到与现场；会后 7 日交付纪要与分级名单。</w:t>
+        <w:t>D22–D45  两场落地  外滩出海闭门课执行；完成一次主任体验邀约（出席以其公务为准）。</w:t>
       </w:r>
     </w:p>
     <w:p>
@@ -254,7 +254,7 @@
           <w:color w:val="1A2420"/>
           <w:sz w:val="20"/>
         </w:rPr>
-        <w:t>D46–D90  固化复制  复盘首场转化，排出后两场议题日历；第二场起另签确认单。</w:t>
+        <w:t>D46–D90  固化与备忘  复盘转化；出海课联合推广备忘；原创谷/海外模块对接清单（意向，不验收）。</w:t>
       </w:r>
     </w:p>
     <w:p>
@@ -284,7 +284,7 @@
           <w:color w:val="1A2420"/>
           <w:sz w:val="21"/>
         </w:rPr>
-        <w:t>1. 潘老师确认：首场主题窗口、场地档期、院内是否需法务/院务预审。</w:t>
+        <w:t>1. 潘老师确认：出海课资料、主任可出席窗口、首场外滩档期、院内是否需预审。</w:t>
       </w:r>
     </w:p>
     <w:p>
@@ -314,7 +314,7 @@
           <w:color w:val="1A2420"/>
           <w:sz w:val="21"/>
         </w:rPr>
-        <w:t>3. 费用到账后 7 日内提交客群画像与 80 人名单框架，进入首场倒排。</w:t>
+        <w:t>3. 费用到账后 7 日内提交出海客群画像与 80 人名单，并锁定一场主任体验活动。</w:t>
       </w:r>
     </w:p>
     <w:p>
@@ -329,7 +329,7 @@
           <w:color w:val="5B6B64"/>
           <w:sz w:val="18"/>
         </w:rPr>
-        <w:t>致 潘嘉琰  招生官（华东 · EMBA）  (86) 180 1860 6086  jyanpan@hku.hk  上海市人民路336号 外滩SOHO F栋</w:t>
+        <w:t>致 潘嘉琰  华东华中 EMBA 招生与市场（经管上海中心平台）  (86) 180 1860 6086  jyanpan@hku.hk  上海市人民路336号 外滩SOHO F栋</w:t>
       </w:r>
     </w:p>
     <w:p>
